--- a/docs/entrevistas/Entrevista A55.docx
+++ b/docs/entrevistas/Entrevista A55.docx
@@ -413,7 +413,7 @@
           <w:iCs w:val="1"/>
           <w:rtl w:val="0"/>
         </w:rPr>
-        <w:t xml:space="preserve">Hallazgo: El hospital actúa como gestor de inventario. Angélica descansa en el sistema público para la predicción de quiebres.</w:t>
+        <w:t>Hallazgo: El hospital actúa como gestor de inventario. La cuidadora descansa en el sistema público para la predicción de quiebres.</w:t>
       </w:r>
       <w:r>
         <w:rPr>
@@ -1440,7 +1440,7 @@
         <w:rPr>
           <w:rtl w:val="0"/>
         </w:rPr>
-        <w:t xml:space="preserve"> Carga 100% de tiempo y esfuerzo sobre Angélica e Hija. "No tiene más hermanos (única hija)".</w:t>
+        <w:t xml:space="preserve"> Carga 100% de tiempo y esfuerzo sobre la cuidadora y su hija. "No tiene más hermanos (única hija)".</w:t>
       </w:r>
     </w:p>
     <w:p>
@@ -1690,7 +1690,7 @@
         <w:rPr>
           <w:rtl w:val="0"/>
         </w:rPr>
-        <w:t xml:space="preserve"> Llegó a la entrevista porque se contactó la mamá de Martín con ella (encuestador/miembro del equipo). Cuando no sabe qué hacer: "Googleo todo, busco en internet" y si hay dudas médicas anota para preguntar en el control presencial.</w:t>
+        <w:t xml:space="preserve"> Llegó a la entrevista porque la contactó un familiar de un integrante del equipo. Cuando no sabe qué hacer: "Googleo todo, busco en internet" y si hay dudas médicas anota para preguntar en el control presencial.</w:t>
       </w:r>
       <w:r>
         <w:rPr>
@@ -1859,7 +1859,7 @@
         <w:rPr>
           <w:rtl w:val="0"/>
         </w:rPr>
-        <w:t xml:space="preserve">¿Reparte el gasto?: NO. El padre autogestiona su dinero, Angélica y su hija asumen el trabajo no remunerado. </w:t>
+        <w:t xml:space="preserve">¿Reparte el gasto?: NO. El padre autogestiona su dinero, la cuidadora y su hija asumen el trabajo no remunerado. </w:t>
       </w:r>
     </w:p>
     <w:p>
@@ -1943,7 +1943,7 @@
         <w:rPr>
           <w:rtl w:val="0"/>
         </w:rPr>
-        <w:t xml:space="preserve">Cómo se llegó a esta persona: Vínculo familiar del equipo (madre de Martín).</w:t>
+        <w:t>Cómo se llegó a esta persona: vínculo familiar de un integrante del equipo.</w:t>
       </w:r>
     </w:p>
     <w:p>
